--- a/Trabajo Final de PDI/PDI.docx
+++ b/Trabajo Final de PDI/PDI.docx
@@ -215,13 +215,27 @@
         <w:rPr>
           <w:lang w:val="es-MX"/>
         </w:rPr>
-        <w:t xml:space="preserve"> hace una formula que predice el dolor en 16 niveles. Busque algo que no use demasiado machine </w:t>
+        <w:t xml:space="preserve"> hace una </w:t>
       </w:r>
       <w:proofErr w:type="spellStart"/>
       <w:r>
         <w:rPr>
           <w:lang w:val="es-MX"/>
         </w:rPr>
+        <w:t>formula</w:t>
+      </w:r>
+      <w:proofErr w:type="spellEnd"/>
+      <w:r>
+        <w:rPr>
+          <w:lang w:val="es-MX"/>
+        </w:rPr>
+        <w:t xml:space="preserve"> que predice el dolor en 16 niveles. Busque algo que no use demasiado machine </w:t>
+      </w:r>
+      <w:proofErr w:type="spellStart"/>
+      <w:r>
+        <w:rPr>
+          <w:lang w:val="es-MX"/>
+        </w:rPr>
         <w:t>learning</w:t>
       </w:r>
       <w:proofErr w:type="spellEnd"/>
@@ -231,6 +245,866 @@
         </w:rPr>
         <w:t>, igualmente si debemos usar, usaremos.</w:t>
       </w:r>
+    </w:p>
+    <w:p>
+      <w:pPr>
+        <w:rPr>
+          <w:lang w:val="es-MX"/>
+        </w:rPr>
+      </w:pPr>
+    </w:p>
+    <w:p>
+      <w:r>
+        <w:rPr>
+          <w:b/>
+          <w:bCs/>
+        </w:rPr>
+        <w:t>¿Qué es el PSPI y cómo se calcula?</w:t>
+      </w:r>
+    </w:p>
+    <w:p>
+      <w:r>
+        <w:t xml:space="preserve">El </w:t>
+      </w:r>
+      <w:r>
+        <w:rPr>
+          <w:b/>
+          <w:bCs/>
+        </w:rPr>
+        <w:t>PSPI</w:t>
+      </w:r>
+      <w:r>
+        <w:t xml:space="preserve"> es una escala de intensidad de dolor basada en la presencia y combinación de ciertas </w:t>
+      </w:r>
+      <w:proofErr w:type="spellStart"/>
+      <w:r>
+        <w:rPr>
+          <w:b/>
+          <w:bCs/>
+        </w:rPr>
+        <w:t>Action</w:t>
+      </w:r>
+      <w:proofErr w:type="spellEnd"/>
+      <w:r>
+        <w:rPr>
+          <w:b/>
+          <w:bCs/>
+        </w:rPr>
+        <w:t xml:space="preserve"> </w:t>
+      </w:r>
+      <w:proofErr w:type="spellStart"/>
+      <w:r>
+        <w:rPr>
+          <w:b/>
+          <w:bCs/>
+        </w:rPr>
+        <w:t>Units</w:t>
+      </w:r>
+      <w:proofErr w:type="spellEnd"/>
+      <w:r>
+        <w:rPr>
+          <w:b/>
+          <w:bCs/>
+        </w:rPr>
+        <w:t xml:space="preserve"> (</w:t>
+      </w:r>
+      <w:proofErr w:type="spellStart"/>
+      <w:r>
+        <w:rPr>
+          <w:b/>
+          <w:bCs/>
+        </w:rPr>
+        <w:t>AUs</w:t>
+      </w:r>
+      <w:proofErr w:type="spellEnd"/>
+      <w:r>
+        <w:rPr>
+          <w:b/>
+          <w:bCs/>
+        </w:rPr>
+        <w:t>)</w:t>
+      </w:r>
+      <w:r>
+        <w:t xml:space="preserve"> del </w:t>
+      </w:r>
+      <w:r>
+        <w:rPr>
+          <w:b/>
+          <w:bCs/>
+        </w:rPr>
+        <w:t xml:space="preserve">Facial </w:t>
+      </w:r>
+      <w:proofErr w:type="spellStart"/>
+      <w:r>
+        <w:rPr>
+          <w:b/>
+          <w:bCs/>
+        </w:rPr>
+        <w:t>Action</w:t>
+      </w:r>
+      <w:proofErr w:type="spellEnd"/>
+      <w:r>
+        <w:rPr>
+          <w:b/>
+          <w:bCs/>
+        </w:rPr>
+        <w:t xml:space="preserve"> </w:t>
+      </w:r>
+      <w:proofErr w:type="spellStart"/>
+      <w:r>
+        <w:rPr>
+          <w:b/>
+          <w:bCs/>
+        </w:rPr>
+        <w:t>Coding</w:t>
+      </w:r>
+      <w:proofErr w:type="spellEnd"/>
+      <w:r>
+        <w:rPr>
+          <w:b/>
+          <w:bCs/>
+        </w:rPr>
+        <w:t xml:space="preserve"> </w:t>
+      </w:r>
+      <w:proofErr w:type="spellStart"/>
+      <w:r>
+        <w:rPr>
+          <w:b/>
+          <w:bCs/>
+        </w:rPr>
+        <w:t>System</w:t>
+      </w:r>
+      <w:proofErr w:type="spellEnd"/>
+      <w:r>
+        <w:rPr>
+          <w:b/>
+          <w:bCs/>
+        </w:rPr>
+        <w:t xml:space="preserve"> (FACS)</w:t>
+      </w:r>
+      <w:r>
+        <w:t xml:space="preserve">. Fue desarrollado por </w:t>
+      </w:r>
+      <w:r>
+        <w:rPr>
+          <w:b/>
+          <w:bCs/>
+        </w:rPr>
+        <w:t xml:space="preserve">Kenneth </w:t>
+      </w:r>
+      <w:proofErr w:type="spellStart"/>
+      <w:r>
+        <w:rPr>
+          <w:b/>
+          <w:bCs/>
+        </w:rPr>
+        <w:t>Prkachin</w:t>
+      </w:r>
+      <w:proofErr w:type="spellEnd"/>
+      <w:r>
+        <w:rPr>
+          <w:b/>
+          <w:bCs/>
+        </w:rPr>
+        <w:t xml:space="preserve"> y Patricia Solomon</w:t>
+      </w:r>
+      <w:r>
+        <w:t xml:space="preserve"> como una forma objetiva de evaluar el dolor observando las expresiones faciales.</w:t>
+      </w:r>
+    </w:p>
+    <w:p>
+      <w:r>
+        <w:t xml:space="preserve">El cálculo del </w:t>
+      </w:r>
+      <w:r>
+        <w:rPr>
+          <w:b/>
+          <w:bCs/>
+        </w:rPr>
+        <w:t>PSPI</w:t>
+      </w:r>
+      <w:r>
+        <w:t xml:space="preserve"> se basa en sumar las intensidades de las siguientes </w:t>
+      </w:r>
+      <w:r>
+        <w:rPr>
+          <w:b/>
+          <w:bCs/>
+        </w:rPr>
+        <w:t>unidades de acción</w:t>
+      </w:r>
+      <w:r>
+        <w:t xml:space="preserve"> (</w:t>
+      </w:r>
+      <w:proofErr w:type="spellStart"/>
+      <w:r>
+        <w:t>AUs</w:t>
+      </w:r>
+      <w:proofErr w:type="spellEnd"/>
+      <w:r>
+        <w:t>) relacionadas con la expresión del dolor:</w:t>
+      </w:r>
+    </w:p>
+    <w:p>
+      <w:r>
+        <w:rPr>
+          <w:b/>
+          <w:bCs/>
+        </w:rPr>
+        <w:t>Fórmula General</w:t>
+      </w:r>
+    </w:p>
+    <w:p>
+      <w:r>
+        <w:t xml:space="preserve">[ </w:t>
+      </w:r>
+      <w:proofErr w:type="spellStart"/>
+      <w:r>
+        <w:t>Pain</w:t>
+      </w:r>
+      <w:proofErr w:type="spellEnd"/>
+      <w:r>
+        <w:t xml:space="preserve"> = AU4 + </w:t>
+      </w:r>
+      <w:proofErr w:type="spellStart"/>
+      <w:proofErr w:type="gramStart"/>
+      <w:r>
+        <w:t>max</w:t>
+      </w:r>
+      <w:proofErr w:type="spellEnd"/>
+      <w:r>
+        <w:t>(</w:t>
+      </w:r>
+      <w:proofErr w:type="gramEnd"/>
+      <w:r>
+        <w:t xml:space="preserve">AU6, AU7) + </w:t>
+      </w:r>
+      <w:proofErr w:type="spellStart"/>
+      <w:proofErr w:type="gramStart"/>
+      <w:r>
+        <w:t>max</w:t>
+      </w:r>
+      <w:proofErr w:type="spellEnd"/>
+      <w:r>
+        <w:t>(</w:t>
+      </w:r>
+      <w:proofErr w:type="gramEnd"/>
+      <w:r>
+        <w:t>AU9, AU10) + AU</w:t>
+      </w:r>
+      <w:proofErr w:type="gramStart"/>
+      <w:r>
+        <w:t>43 ]</w:t>
+      </w:r>
+      <w:proofErr w:type="gramEnd"/>
+    </w:p>
+    <w:p>
+      <w:r>
+        <w:t>Donde:</w:t>
+      </w:r>
+    </w:p>
+    <w:p>
+      <w:pPr>
+        <w:numPr>
+          <w:ilvl w:val="0"/>
+          <w:numId w:val="3"/>
+        </w:numPr>
+      </w:pPr>
+      <w:r>
+        <w:rPr>
+          <w:b/>
+          <w:bCs/>
+        </w:rPr>
+        <w:t>AU4:</w:t>
+      </w:r>
+      <w:r>
+        <w:t xml:space="preserve"> Descenso de cejas (frecuentemente asociado a expresiones de dolor).</w:t>
+      </w:r>
+    </w:p>
+    <w:p>
+      <w:pPr>
+        <w:numPr>
+          <w:ilvl w:val="0"/>
+          <w:numId w:val="3"/>
+        </w:numPr>
+      </w:pPr>
+      <w:r>
+        <w:rPr>
+          <w:b/>
+          <w:bCs/>
+        </w:rPr>
+        <w:t>AU6 y AU7:</w:t>
+      </w:r>
+      <w:r>
+        <w:t xml:space="preserve"> Elevación de mejillas y tensión de párpados (ocurren en expresiones de angustia o incomodidad).</w:t>
+      </w:r>
+    </w:p>
+    <w:p>
+      <w:pPr>
+        <w:numPr>
+          <w:ilvl w:val="0"/>
+          <w:numId w:val="3"/>
+        </w:numPr>
+      </w:pPr>
+      <w:r>
+        <w:rPr>
+          <w:b/>
+          <w:bCs/>
+        </w:rPr>
+        <w:t>AU9 y AU10:</w:t>
+      </w:r>
+      <w:r>
+        <w:t xml:space="preserve"> Arruga nasal y elevación del labio superior (relacionado con expresiones de aversión o malestar).</w:t>
+      </w:r>
+    </w:p>
+    <w:p>
+      <w:pPr>
+        <w:numPr>
+          <w:ilvl w:val="0"/>
+          <w:numId w:val="3"/>
+        </w:numPr>
+      </w:pPr>
+      <w:r>
+        <w:rPr>
+          <w:b/>
+          <w:bCs/>
+        </w:rPr>
+        <w:t>AU43:</w:t>
+      </w:r>
+      <w:r>
+        <w:t xml:space="preserve"> Cierre de ojos (indicador clave de dolor extremo o sufrimiento).</w:t>
+      </w:r>
+    </w:p>
+    <w:p>
+      <w:r>
+        <w:t xml:space="preserve">Cada AU tiene una </w:t>
+      </w:r>
+      <w:r>
+        <w:rPr>
+          <w:b/>
+          <w:bCs/>
+        </w:rPr>
+        <w:t>intensidad</w:t>
+      </w:r>
+      <w:r>
+        <w:t xml:space="preserve"> que puede variar de </w:t>
+      </w:r>
+      <w:r>
+        <w:rPr>
+          <w:b/>
+          <w:bCs/>
+        </w:rPr>
+        <w:t>0 a 5</w:t>
+      </w:r>
+      <w:r>
+        <w:t>, donde 0 representa ausencia de acción y 5 indica máxima activación.</w:t>
+      </w:r>
+    </w:p>
+    <w:p>
+      <w:r>
+        <w:t xml:space="preserve">La función </w:t>
+      </w:r>
+      <w:proofErr w:type="spellStart"/>
+      <w:proofErr w:type="gramStart"/>
+      <w:r>
+        <w:rPr>
+          <w:b/>
+          <w:bCs/>
+        </w:rPr>
+        <w:t>max</w:t>
+      </w:r>
+      <w:proofErr w:type="spellEnd"/>
+      <w:r>
+        <w:rPr>
+          <w:b/>
+          <w:bCs/>
+        </w:rPr>
+        <w:t>(</w:t>
+      </w:r>
+      <w:proofErr w:type="gramEnd"/>
+      <w:r>
+        <w:rPr>
+          <w:b/>
+          <w:bCs/>
+        </w:rPr>
+        <w:t>)</w:t>
+      </w:r>
+      <w:r>
+        <w:t xml:space="preserve"> en la ecuación se usa porque </w:t>
+      </w:r>
+      <w:r>
+        <w:rPr>
+          <w:b/>
+          <w:bCs/>
+        </w:rPr>
+        <w:t>AU6 y AU7</w:t>
+      </w:r>
+      <w:r>
+        <w:t xml:space="preserve">, así como </w:t>
+      </w:r>
+      <w:r>
+        <w:rPr>
+          <w:b/>
+          <w:bCs/>
+        </w:rPr>
+        <w:t>AU9 y AU10</w:t>
+      </w:r>
+      <w:r>
+        <w:t>, tienen efectos similares en la expresión del dolor, por lo que se toma el mayor de los dos valores en cada par.</w:t>
+      </w:r>
+    </w:p>
+    <w:p>
+      <w:r>
+        <w:rPr>
+          <w:b/>
+          <w:bCs/>
+        </w:rPr>
+        <w:t>Ejemplo de Cálculo Manual</w:t>
+      </w:r>
+    </w:p>
+    <w:p>
+      <w:r>
+        <w:t>Supongamos que, al analizar una imagen, identificas las siguientes intensidades para cada AU:</w:t>
+      </w:r>
+    </w:p>
+    <w:tbl>
+      <w:tblPr>
+        <w:tblW w:w="0" w:type="auto"/>
+        <w:tblCellSpacing w:w="15" w:type="dxa"/>
+        <w:tblCellMar>
+          <w:top w:w="15" w:type="dxa"/>
+          <w:left w:w="15" w:type="dxa"/>
+          <w:bottom w:w="15" w:type="dxa"/>
+          <w:right w:w="15" w:type="dxa"/>
+        </w:tblCellMar>
+        <w:tblLook w:val="04A0" w:firstRow="1" w:lastRow="0" w:firstColumn="1" w:lastColumn="0" w:noHBand="0" w:noVBand="1"/>
+      </w:tblPr>
+      <w:tblGrid>
+        <w:gridCol w:w="564"/>
+        <w:gridCol w:w="1039"/>
+      </w:tblGrid>
+      <w:tr>
+        <w:trPr>
+          <w:tblHeader/>
+          <w:tblCellSpacing w:w="15" w:type="dxa"/>
+        </w:trPr>
+        <w:tc>
+          <w:tcPr>
+            <w:tcW w:w="0" w:type="auto"/>
+            <w:vAlign w:val="center"/>
+            <w:hideMark/>
+          </w:tcPr>
+          <w:p>
+            <w:pPr>
+              <w:rPr>
+                <w:b/>
+                <w:bCs/>
+              </w:rPr>
+            </w:pPr>
+            <w:r>
+              <w:rPr>
+                <w:b/>
+                <w:bCs/>
+              </w:rPr>
+              <w:lastRenderedPageBreak/>
+              <w:t>AU</w:t>
+            </w:r>
+          </w:p>
+        </w:tc>
+        <w:tc>
+          <w:tcPr>
+            <w:tcW w:w="0" w:type="auto"/>
+            <w:vAlign w:val="center"/>
+            <w:hideMark/>
+          </w:tcPr>
+          <w:p>
+            <w:pPr>
+              <w:rPr>
+                <w:b/>
+                <w:bCs/>
+              </w:rPr>
+            </w:pPr>
+            <w:r>
+              <w:rPr>
+                <w:b/>
+                <w:bCs/>
+              </w:rPr>
+              <w:t>Intensidad</w:t>
+            </w:r>
+          </w:p>
+        </w:tc>
+      </w:tr>
+      <w:tr>
+        <w:trPr>
+          <w:tblCellSpacing w:w="15" w:type="dxa"/>
+        </w:trPr>
+        <w:tc>
+          <w:tcPr>
+            <w:tcW w:w="0" w:type="auto"/>
+            <w:vAlign w:val="center"/>
+            <w:hideMark/>
+          </w:tcPr>
+          <w:p>
+            <w:r>
+              <w:t>AU4</w:t>
+            </w:r>
+          </w:p>
+        </w:tc>
+        <w:tc>
+          <w:tcPr>
+            <w:tcW w:w="0" w:type="auto"/>
+            <w:vAlign w:val="center"/>
+            <w:hideMark/>
+          </w:tcPr>
+          <w:p>
+            <w:r>
+              <w:t>3</w:t>
+            </w:r>
+          </w:p>
+        </w:tc>
+      </w:tr>
+      <w:tr>
+        <w:trPr>
+          <w:tblCellSpacing w:w="15" w:type="dxa"/>
+        </w:trPr>
+        <w:tc>
+          <w:tcPr>
+            <w:tcW w:w="0" w:type="auto"/>
+            <w:vAlign w:val="center"/>
+            <w:hideMark/>
+          </w:tcPr>
+          <w:p>
+            <w:r>
+              <w:t>AU6</w:t>
+            </w:r>
+          </w:p>
+        </w:tc>
+        <w:tc>
+          <w:tcPr>
+            <w:tcW w:w="0" w:type="auto"/>
+            <w:vAlign w:val="center"/>
+            <w:hideMark/>
+          </w:tcPr>
+          <w:p>
+            <w:r>
+              <w:t>2</w:t>
+            </w:r>
+          </w:p>
+        </w:tc>
+      </w:tr>
+      <w:tr>
+        <w:trPr>
+          <w:tblCellSpacing w:w="15" w:type="dxa"/>
+        </w:trPr>
+        <w:tc>
+          <w:tcPr>
+            <w:tcW w:w="0" w:type="auto"/>
+            <w:vAlign w:val="center"/>
+            <w:hideMark/>
+          </w:tcPr>
+          <w:p>
+            <w:r>
+              <w:t>AU7</w:t>
+            </w:r>
+          </w:p>
+        </w:tc>
+        <w:tc>
+          <w:tcPr>
+            <w:tcW w:w="0" w:type="auto"/>
+            <w:vAlign w:val="center"/>
+            <w:hideMark/>
+          </w:tcPr>
+          <w:p>
+            <w:r>
+              <w:t>4</w:t>
+            </w:r>
+          </w:p>
+        </w:tc>
+      </w:tr>
+      <w:tr>
+        <w:trPr>
+          <w:tblCellSpacing w:w="15" w:type="dxa"/>
+        </w:trPr>
+        <w:tc>
+          <w:tcPr>
+            <w:tcW w:w="0" w:type="auto"/>
+            <w:vAlign w:val="center"/>
+            <w:hideMark/>
+          </w:tcPr>
+          <w:p>
+            <w:r>
+              <w:t>AU9</w:t>
+            </w:r>
+          </w:p>
+        </w:tc>
+        <w:tc>
+          <w:tcPr>
+            <w:tcW w:w="0" w:type="auto"/>
+            <w:vAlign w:val="center"/>
+            <w:hideMark/>
+          </w:tcPr>
+          <w:p>
+            <w:r>
+              <w:t>1</w:t>
+            </w:r>
+          </w:p>
+        </w:tc>
+      </w:tr>
+      <w:tr>
+        <w:trPr>
+          <w:tblCellSpacing w:w="15" w:type="dxa"/>
+        </w:trPr>
+        <w:tc>
+          <w:tcPr>
+            <w:tcW w:w="0" w:type="auto"/>
+            <w:vAlign w:val="center"/>
+            <w:hideMark/>
+          </w:tcPr>
+          <w:p>
+            <w:r>
+              <w:t>AU10</w:t>
+            </w:r>
+          </w:p>
+        </w:tc>
+        <w:tc>
+          <w:tcPr>
+            <w:tcW w:w="0" w:type="auto"/>
+            <w:vAlign w:val="center"/>
+            <w:hideMark/>
+          </w:tcPr>
+          <w:p>
+            <w:r>
+              <w:t>3</w:t>
+            </w:r>
+          </w:p>
+        </w:tc>
+      </w:tr>
+      <w:tr>
+        <w:trPr>
+          <w:tblCellSpacing w:w="15" w:type="dxa"/>
+        </w:trPr>
+        <w:tc>
+          <w:tcPr>
+            <w:tcW w:w="0" w:type="auto"/>
+            <w:vAlign w:val="center"/>
+            <w:hideMark/>
+          </w:tcPr>
+          <w:p>
+            <w:r>
+              <w:t>AU43</w:t>
+            </w:r>
+          </w:p>
+        </w:tc>
+        <w:tc>
+          <w:tcPr>
+            <w:tcW w:w="0" w:type="auto"/>
+            <w:vAlign w:val="center"/>
+            <w:hideMark/>
+          </w:tcPr>
+          <w:p>
+            <w:r>
+              <w:t>2</w:t>
+            </w:r>
+          </w:p>
+        </w:tc>
+      </w:tr>
+    </w:tbl>
+    <w:p>
+      <w:r>
+        <w:rPr>
+          <w:b/>
+          <w:bCs/>
+        </w:rPr>
+        <w:t>Paso a paso</w:t>
+      </w:r>
+    </w:p>
+    <w:p>
+      <w:pPr>
+        <w:numPr>
+          <w:ilvl w:val="0"/>
+          <w:numId w:val="4"/>
+        </w:numPr>
+      </w:pPr>
+      <w:r>
+        <w:rPr>
+          <w:b/>
+          <w:bCs/>
+        </w:rPr>
+        <w:t>Calcular el máximo entre AU6 y AU7:</w:t>
+      </w:r>
+      <w:r>
+        <w:br/>
+        <w:t xml:space="preserve">[ </w:t>
+      </w:r>
+      <w:proofErr w:type="spellStart"/>
+      <w:proofErr w:type="gramStart"/>
+      <w:r>
+        <w:t>max</w:t>
+      </w:r>
+      <w:proofErr w:type="spellEnd"/>
+      <w:r>
+        <w:t>(</w:t>
+      </w:r>
+      <w:proofErr w:type="gramEnd"/>
+      <w:r>
+        <w:t xml:space="preserve">2,4) = </w:t>
+      </w:r>
+      <w:proofErr w:type="gramStart"/>
+      <w:r>
+        <w:t>4 ]</w:t>
+      </w:r>
+      <w:proofErr w:type="gramEnd"/>
+    </w:p>
+    <w:p>
+      <w:pPr>
+        <w:numPr>
+          <w:ilvl w:val="0"/>
+          <w:numId w:val="4"/>
+        </w:numPr>
+      </w:pPr>
+      <w:r>
+        <w:rPr>
+          <w:b/>
+          <w:bCs/>
+        </w:rPr>
+        <w:t>Calcular el máximo entre AU9 y AU10:</w:t>
+      </w:r>
+      <w:r>
+        <w:br/>
+        <w:t xml:space="preserve">[ </w:t>
+      </w:r>
+      <w:proofErr w:type="spellStart"/>
+      <w:proofErr w:type="gramStart"/>
+      <w:r>
+        <w:t>max</w:t>
+      </w:r>
+      <w:proofErr w:type="spellEnd"/>
+      <w:r>
+        <w:t>(</w:t>
+      </w:r>
+      <w:proofErr w:type="gramEnd"/>
+      <w:r>
+        <w:t xml:space="preserve">1,3) = </w:t>
+      </w:r>
+      <w:proofErr w:type="gramStart"/>
+      <w:r>
+        <w:t>3 ]</w:t>
+      </w:r>
+      <w:proofErr w:type="gramEnd"/>
+    </w:p>
+    <w:p>
+      <w:pPr>
+        <w:numPr>
+          <w:ilvl w:val="0"/>
+          <w:numId w:val="4"/>
+        </w:numPr>
+      </w:pPr>
+      <w:r>
+        <w:rPr>
+          <w:b/>
+          <w:bCs/>
+        </w:rPr>
+        <w:t>Sumar los valores en la fórmula:</w:t>
+      </w:r>
+      <w:r>
+        <w:br/>
+        <w:t xml:space="preserve">[ PSPI = 3 + 4 + 3 + 2 = </w:t>
+      </w:r>
+      <w:proofErr w:type="gramStart"/>
+      <w:r>
+        <w:t>12 ]</w:t>
+      </w:r>
+      <w:proofErr w:type="gramEnd"/>
+    </w:p>
+    <w:p>
+      <w:r>
+        <w:t xml:space="preserve">Este resultado indica un </w:t>
+      </w:r>
+      <w:r>
+        <w:rPr>
+          <w:b/>
+          <w:bCs/>
+        </w:rPr>
+        <w:t>nivel moderado-alto de expresión de dolor</w:t>
+      </w:r>
+      <w:r>
+        <w:t xml:space="preserve"> en la imagen analizada.</w:t>
+      </w:r>
+    </w:p>
+    <w:p>
+      <w:r>
+        <w:rPr>
+          <w:b/>
+          <w:bCs/>
+        </w:rPr>
+        <w:t>¿Cómo hacer esto automáticamente con código?</w:t>
+      </w:r>
+    </w:p>
+    <w:p>
+      <w:r>
+        <w:t xml:space="preserve">Si ya estás usando </w:t>
+      </w:r>
+      <w:proofErr w:type="spellStart"/>
+      <w:r>
+        <w:rPr>
+          <w:b/>
+          <w:bCs/>
+        </w:rPr>
+        <w:t>Dlib</w:t>
+      </w:r>
+      <w:proofErr w:type="spellEnd"/>
+      <w:r>
+        <w:t xml:space="preserve"> para detectar los </w:t>
+      </w:r>
+      <w:proofErr w:type="spellStart"/>
+      <w:r>
+        <w:rPr>
+          <w:b/>
+          <w:bCs/>
+        </w:rPr>
+        <w:t>landmarks</w:t>
+      </w:r>
+      <w:proofErr w:type="spellEnd"/>
+      <w:r>
+        <w:rPr>
+          <w:b/>
+          <w:bCs/>
+        </w:rPr>
+        <w:t xml:space="preserve"> faciales</w:t>
+      </w:r>
+      <w:r>
+        <w:t xml:space="preserve">, puedes extraer las posiciones clave y calcular </w:t>
+      </w:r>
+      <w:r>
+        <w:rPr>
+          <w:b/>
+          <w:bCs/>
+        </w:rPr>
+        <w:t>distancias</w:t>
+      </w:r>
+      <w:r>
+        <w:t xml:space="preserve"> entre estos puntos para aproximar las intensidades de las </w:t>
+      </w:r>
+      <w:proofErr w:type="spellStart"/>
+      <w:r>
+        <w:t>AUs</w:t>
+      </w:r>
+      <w:proofErr w:type="spellEnd"/>
+      <w:r>
+        <w:t>. Luego, puedes aplicar la ecuación del PSPI.</w:t>
+      </w:r>
+    </w:p>
+    <w:p>
+      <w:r>
+        <w:t>Ejemplo de implementación básica:</w:t>
+      </w:r>
+    </w:p>
+    <w:p>
+      <w:pPr>
+        <w:rPr>
+          <w:lang w:val="es-MX"/>
+        </w:rPr>
+      </w:pPr>
     </w:p>
     <w:sectPr>
       <w:pgSz w:w="11906" w:h="16838"/>
@@ -245,6 +1119,155 @@
 <file path=word/numbering.xml><?xml version="1.0" encoding="utf-8"?>
 <w:numbering xmlns:wpc="http://schemas.microsoft.com/office/word/2010/wordprocessingCanvas" xmlns:cx="http://schemas.microsoft.com/office/drawing/2014/chartex" xmlns:cx1="http://schemas.microsoft.com/office/drawing/2015/9/8/chartex" xmlns:cx2="http://schemas.microsoft.com/office/drawing/2015/10/21/chartex" xmlns:cx3="http://schemas.microsoft.com/office/drawing/2016/5/9/chartex" xmlns:cx4="http://schemas.microsoft.com/office/drawing/2016/5/10/chartex" xmlns:cx5="http://schemas.microsoft.com/office/drawing/2016/5/11/chartex" xmlns:cx6="http://schemas.microsoft.com/office/drawing/2016/5/12/chartex" xmlns:cx7="http://schemas.microsoft.com/office/drawing/2016/5/13/chartex" xmlns:cx8="http://schemas.microsoft.com/office/drawing/2016/5/14/chartex" xmlns:mc="http://schemas.openxmlformats.org/markup-compatibility/2006" xmlns:aink="http://schemas.microsoft.com/office/drawing/2016/ink" xmlns:am3d="http://schemas.microsoft.com/office/drawing/2017/model3d" xmlns:o="urn:schemas-microsoft-com:office:office" xmlns:oel="http://schemas.microsoft.com/office/2019/extlst" xmlns:r="http://schemas.openxmlformats.org/officeDocument/2006/relationships" xmlns:m="http://schemas.openxmlformats.org/officeDocument/2006/math" xmlns:v="urn:schemas-microsoft-com:vml" xmlns:wp14="http://schemas.microsoft.com/office/word/2010/wordprocessingDrawing" xmlns:wp="http://schemas.openxmlformats.org/drawingml/2006/wordprocessingDrawing" xmlns:w10="urn:schemas-microsoft-com:office:word" xmlns:w="http://schemas.openxmlformats.org/wordprocessingml/2006/main" xmlns:w14="http://schemas.microsoft.com/office/word/2010/wordml" xmlns:w15="http://schemas.microsoft.com/office/word/2012/wordml" xmlns:w16cex="http://schemas.microsoft.com/office/word/2018/wordml/cex" xmlns:w16cid="http://schemas.microsoft.com/office/word/2016/wordml/cid" xmlns:w16="http://schemas.microsoft.com/office/word/2018/wordml" xmlns:w16du="http://schemas.microsoft.com/office/word/2023/wordml/word16du" xmlns:w16sdtdh="http://schemas.microsoft.com/office/word/2020/wordml/sdtdatahash" xmlns:w16sdtfl="http://schemas.microsoft.com/office/word/2024/wordml/sdtformatlock" xmlns:w16se="http://schemas.microsoft.com/office/word/2015/wordml/symex" xmlns:wpg="http://schemas.microsoft.com/office/word/2010/wordprocessingGroup" xmlns:wpi="http://schemas.microsoft.com/office/word/2010/wordprocessingInk" xmlns:wne="http://schemas.microsoft.com/office/word/2006/wordml" xmlns:wps="http://schemas.microsoft.com/office/word/2010/wordprocessingShape" mc:Ignorable="w14 w15 w16se w16cid w16 w16cex w16sdtdh w16sdtfl w16du wp14">
   <w:abstractNum w:abstractNumId="0" w15:restartNumberingAfterBreak="0">
+    <w:nsid w:val="0759050A"/>
+    <w:multiLevelType w:val="multilevel"/>
+    <w:tmpl w:val="0E924556"/>
+    <w:lvl w:ilvl="0">
+      <w:start w:val="1"/>
+      <w:numFmt w:val="bullet"/>
+      <w:lvlText w:val=""/>
+      <w:lvlJc w:val="left"/>
+      <w:pPr>
+        <w:tabs>
+          <w:tab w:val="num" w:pos="720"/>
+        </w:tabs>
+        <w:ind w:left="720" w:hanging="360"/>
+      </w:pPr>
+      <w:rPr>
+        <w:rFonts w:ascii="Symbol" w:hAnsi="Symbol" w:hint="default"/>
+        <w:sz w:val="20"/>
+      </w:rPr>
+    </w:lvl>
+    <w:lvl w:ilvl="1" w:tentative="1">
+      <w:start w:val="1"/>
+      <w:numFmt w:val="bullet"/>
+      <w:lvlText w:val="o"/>
+      <w:lvlJc w:val="left"/>
+      <w:pPr>
+        <w:tabs>
+          <w:tab w:val="num" w:pos="1440"/>
+        </w:tabs>
+        <w:ind w:left="1440" w:hanging="360"/>
+      </w:pPr>
+      <w:rPr>
+        <w:rFonts w:ascii="Courier New" w:hAnsi="Courier New" w:hint="default"/>
+        <w:sz w:val="20"/>
+      </w:rPr>
+    </w:lvl>
+    <w:lvl w:ilvl="2" w:tentative="1">
+      <w:start w:val="1"/>
+      <w:numFmt w:val="bullet"/>
+      <w:lvlText w:val=""/>
+      <w:lvlJc w:val="left"/>
+      <w:pPr>
+        <w:tabs>
+          <w:tab w:val="num" w:pos="2160"/>
+        </w:tabs>
+        <w:ind w:left="2160" w:hanging="360"/>
+      </w:pPr>
+      <w:rPr>
+        <w:rFonts w:ascii="Wingdings" w:hAnsi="Wingdings" w:hint="default"/>
+        <w:sz w:val="20"/>
+      </w:rPr>
+    </w:lvl>
+    <w:lvl w:ilvl="3" w:tentative="1">
+      <w:start w:val="1"/>
+      <w:numFmt w:val="bullet"/>
+      <w:lvlText w:val=""/>
+      <w:lvlJc w:val="left"/>
+      <w:pPr>
+        <w:tabs>
+          <w:tab w:val="num" w:pos="2880"/>
+        </w:tabs>
+        <w:ind w:left="2880" w:hanging="360"/>
+      </w:pPr>
+      <w:rPr>
+        <w:rFonts w:ascii="Wingdings" w:hAnsi="Wingdings" w:hint="default"/>
+        <w:sz w:val="20"/>
+      </w:rPr>
+    </w:lvl>
+    <w:lvl w:ilvl="4" w:tentative="1">
+      <w:start w:val="1"/>
+      <w:numFmt w:val="bullet"/>
+      <w:lvlText w:val=""/>
+      <w:lvlJc w:val="left"/>
+      <w:pPr>
+        <w:tabs>
+          <w:tab w:val="num" w:pos="3600"/>
+        </w:tabs>
+        <w:ind w:left="3600" w:hanging="360"/>
+      </w:pPr>
+      <w:rPr>
+        <w:rFonts w:ascii="Wingdings" w:hAnsi="Wingdings" w:hint="default"/>
+        <w:sz w:val="20"/>
+      </w:rPr>
+    </w:lvl>
+    <w:lvl w:ilvl="5" w:tentative="1">
+      <w:start w:val="1"/>
+      <w:numFmt w:val="bullet"/>
+      <w:lvlText w:val=""/>
+      <w:lvlJc w:val="left"/>
+      <w:pPr>
+        <w:tabs>
+          <w:tab w:val="num" w:pos="4320"/>
+        </w:tabs>
+        <w:ind w:left="4320" w:hanging="360"/>
+      </w:pPr>
+      <w:rPr>
+        <w:rFonts w:ascii="Wingdings" w:hAnsi="Wingdings" w:hint="default"/>
+        <w:sz w:val="20"/>
+      </w:rPr>
+    </w:lvl>
+    <w:lvl w:ilvl="6" w:tentative="1">
+      <w:start w:val="1"/>
+      <w:numFmt w:val="bullet"/>
+      <w:lvlText w:val=""/>
+      <w:lvlJc w:val="left"/>
+      <w:pPr>
+        <w:tabs>
+          <w:tab w:val="num" w:pos="5040"/>
+        </w:tabs>
+        <w:ind w:left="5040" w:hanging="360"/>
+      </w:pPr>
+      <w:rPr>
+        <w:rFonts w:ascii="Wingdings" w:hAnsi="Wingdings" w:hint="default"/>
+        <w:sz w:val="20"/>
+      </w:rPr>
+    </w:lvl>
+    <w:lvl w:ilvl="7" w:tentative="1">
+      <w:start w:val="1"/>
+      <w:numFmt w:val="bullet"/>
+      <w:lvlText w:val=""/>
+      <w:lvlJc w:val="left"/>
+      <w:pPr>
+        <w:tabs>
+          <w:tab w:val="num" w:pos="5760"/>
+        </w:tabs>
+        <w:ind w:left="5760" w:hanging="360"/>
+      </w:pPr>
+      <w:rPr>
+        <w:rFonts w:ascii="Wingdings" w:hAnsi="Wingdings" w:hint="default"/>
+        <w:sz w:val="20"/>
+      </w:rPr>
+    </w:lvl>
+    <w:lvl w:ilvl="8" w:tentative="1">
+      <w:start w:val="1"/>
+      <w:numFmt w:val="bullet"/>
+      <w:lvlText w:val=""/>
+      <w:lvlJc w:val="left"/>
+      <w:pPr>
+        <w:tabs>
+          <w:tab w:val="num" w:pos="6480"/>
+        </w:tabs>
+        <w:ind w:left="6480" w:hanging="360"/>
+      </w:pPr>
+      <w:rPr>
+        <w:rFonts w:ascii="Wingdings" w:hAnsi="Wingdings" w:hint="default"/>
+        <w:sz w:val="20"/>
+      </w:rPr>
+    </w:lvl>
+  </w:abstractNum>
+  <w:abstractNum w:abstractNumId="1" w15:restartNumberingAfterBreak="0">
     <w:nsid w:val="0E853DEA"/>
     <w:multiLevelType w:val="multilevel"/>
     <w:tmpl w:val="E222EA6E"/>
@@ -393,7 +1416,7 @@
       </w:rPr>
     </w:lvl>
   </w:abstractNum>
-  <w:abstractNum w:abstractNumId="1" w15:restartNumberingAfterBreak="0">
+  <w:abstractNum w:abstractNumId="2" w15:restartNumberingAfterBreak="0">
     <w:nsid w:val="24CA1B13"/>
     <w:multiLevelType w:val="hybridMultilevel"/>
     <w:tmpl w:val="CFB624BC"/>
@@ -506,11 +1529,130 @@
       </w:rPr>
     </w:lvl>
   </w:abstractNum>
+  <w:abstractNum w:abstractNumId="3" w15:restartNumberingAfterBreak="0">
+    <w:nsid w:val="7DEF7EFC"/>
+    <w:multiLevelType w:val="multilevel"/>
+    <w:tmpl w:val="D12AADA4"/>
+    <w:lvl w:ilvl="0">
+      <w:start w:val="1"/>
+      <w:numFmt w:val="decimal"/>
+      <w:lvlText w:val="%1."/>
+      <w:lvlJc w:val="left"/>
+      <w:pPr>
+        <w:tabs>
+          <w:tab w:val="num" w:pos="720"/>
+        </w:tabs>
+        <w:ind w:left="720" w:hanging="360"/>
+      </w:pPr>
+    </w:lvl>
+    <w:lvl w:ilvl="1" w:tentative="1">
+      <w:start w:val="1"/>
+      <w:numFmt w:val="decimal"/>
+      <w:lvlText w:val="%2."/>
+      <w:lvlJc w:val="left"/>
+      <w:pPr>
+        <w:tabs>
+          <w:tab w:val="num" w:pos="1440"/>
+        </w:tabs>
+        <w:ind w:left="1440" w:hanging="360"/>
+      </w:pPr>
+    </w:lvl>
+    <w:lvl w:ilvl="2" w:tentative="1">
+      <w:start w:val="1"/>
+      <w:numFmt w:val="decimal"/>
+      <w:lvlText w:val="%3."/>
+      <w:lvlJc w:val="left"/>
+      <w:pPr>
+        <w:tabs>
+          <w:tab w:val="num" w:pos="2160"/>
+        </w:tabs>
+        <w:ind w:left="2160" w:hanging="360"/>
+      </w:pPr>
+    </w:lvl>
+    <w:lvl w:ilvl="3" w:tentative="1">
+      <w:start w:val="1"/>
+      <w:numFmt w:val="decimal"/>
+      <w:lvlText w:val="%4."/>
+      <w:lvlJc w:val="left"/>
+      <w:pPr>
+        <w:tabs>
+          <w:tab w:val="num" w:pos="2880"/>
+        </w:tabs>
+        <w:ind w:left="2880" w:hanging="360"/>
+      </w:pPr>
+    </w:lvl>
+    <w:lvl w:ilvl="4" w:tentative="1">
+      <w:start w:val="1"/>
+      <w:numFmt w:val="decimal"/>
+      <w:lvlText w:val="%5."/>
+      <w:lvlJc w:val="left"/>
+      <w:pPr>
+        <w:tabs>
+          <w:tab w:val="num" w:pos="3600"/>
+        </w:tabs>
+        <w:ind w:left="3600" w:hanging="360"/>
+      </w:pPr>
+    </w:lvl>
+    <w:lvl w:ilvl="5" w:tentative="1">
+      <w:start w:val="1"/>
+      <w:numFmt w:val="decimal"/>
+      <w:lvlText w:val="%6."/>
+      <w:lvlJc w:val="left"/>
+      <w:pPr>
+        <w:tabs>
+          <w:tab w:val="num" w:pos="4320"/>
+        </w:tabs>
+        <w:ind w:left="4320" w:hanging="360"/>
+      </w:pPr>
+    </w:lvl>
+    <w:lvl w:ilvl="6" w:tentative="1">
+      <w:start w:val="1"/>
+      <w:numFmt w:val="decimal"/>
+      <w:lvlText w:val="%7."/>
+      <w:lvlJc w:val="left"/>
+      <w:pPr>
+        <w:tabs>
+          <w:tab w:val="num" w:pos="5040"/>
+        </w:tabs>
+        <w:ind w:left="5040" w:hanging="360"/>
+      </w:pPr>
+    </w:lvl>
+    <w:lvl w:ilvl="7" w:tentative="1">
+      <w:start w:val="1"/>
+      <w:numFmt w:val="decimal"/>
+      <w:lvlText w:val="%8."/>
+      <w:lvlJc w:val="left"/>
+      <w:pPr>
+        <w:tabs>
+          <w:tab w:val="num" w:pos="5760"/>
+        </w:tabs>
+        <w:ind w:left="5760" w:hanging="360"/>
+      </w:pPr>
+    </w:lvl>
+    <w:lvl w:ilvl="8" w:tentative="1">
+      <w:start w:val="1"/>
+      <w:numFmt w:val="decimal"/>
+      <w:lvlText w:val="%9."/>
+      <w:lvlJc w:val="left"/>
+      <w:pPr>
+        <w:tabs>
+          <w:tab w:val="num" w:pos="6480"/>
+        </w:tabs>
+        <w:ind w:left="6480" w:hanging="360"/>
+      </w:pPr>
+    </w:lvl>
+  </w:abstractNum>
   <w:num w:numId="1" w16cid:durableId="40329899">
+    <w:abstractNumId w:val="1"/>
+  </w:num>
+  <w:num w:numId="2" w16cid:durableId="2104690962">
+    <w:abstractNumId w:val="2"/>
+  </w:num>
+  <w:num w:numId="3" w16cid:durableId="716006963">
     <w:abstractNumId w:val="0"/>
   </w:num>
-  <w:num w:numId="2" w16cid:durableId="2104690962">
-    <w:abstractNumId w:val="1"/>
+  <w:num w:numId="4" w16cid:durableId="1986936115">
+    <w:abstractNumId w:val="3"/>
   </w:num>
 </w:numbering>
 </file>
